--- a/content/Evidence/Evidence_Condensed_Outline.docx
+++ b/content/Evidence/Evidence_Condensed_Outline.docx
@@ -123,6 +123,20 @@
           <w:color w:val="334155"/>
         </w:rPr>
         <w:t xml:space="preserve">  beyond the assignment     </w:t>
+      </w:r>
+      <w:r>
+        <w:rPr>
+          <w:b/>
+          <w:color w:val="FFFFFF"/>
+          <w:shd w:val="clear" w:color="auto" w:fill="64748B"/>
+        </w:rPr>
+        <w:t xml:space="preserve"> CITED ONLY </w:t>
+      </w:r>
+      <w:r>
+        <w:rPr>
+          <w:color w:val="334155"/>
+        </w:rPr>
+        <w:t xml:space="preserve">  cited inside another case in the reading     </w:t>
       </w:r>
     </w:p>
     <w:p>
@@ -5781,6 +5795,252 @@
     </w:p>
     <w:p>
       <w:pPr>
+        <w:pStyle w:val="Heading3"/>
+      </w:pPr>
+      <w:r>
+        <w:rPr>
+          <w:b w:val="0"/>
+          <w:i w:val="0"/>
+        </w:rPr>
+        <w:t>Cases</w:t>
+      </w:r>
+    </w:p>
+    <w:p>
+      <w:pPr>
+        <w:spacing w:before="160"/>
+      </w:pPr>
+      <w:r>
+        <w:rPr>
+          <w:b/>
+          <w:i w:val="0"/>
+          <w:color w:val="B91C1C"/>
+        </w:rPr>
+        <w:t xml:space="preserve">Wright v. Doe d. Tatham, 112 Eng. Rep. 488 (Exch. Ch. 1837)</w:t>
+      </w:r>
+      <w:r>
+        <w:rPr>
+          <w:color w:val="B91C1C"/>
+        </w:rPr>
+        <w:t xml:space="preserve">   </w:t>
+      </w:r>
+      <w:r>
+        <w:rPr>
+          <w:b/>
+          <w:color w:val="FFFFFF"/>
+          <w:shd w:val="clear" w:color="auto" w:fill="1D4ED8"/>
+        </w:rPr>
+        <w:t xml:space="preserve"> NOTE CASE · FISHER PP. 415, 421 </w:t>
+      </w:r>
+    </w:p>
+    <w:p>
+      <w:r>
+        <w:rPr>
+          <w:b/>
+          <w:i w:val="0"/>
+          <w:color w:val="1D4ED8"/>
+        </w:rPr>
+        <w:t xml:space="preserve">Facts:   </w:t>
+      </w:r>
+      <w:r>
+        <w:rPr>
+          <w:b w:val="0"/>
+          <w:i w:val="0"/>
+        </w:rPr>
+        <w:t xml:space="preserve">To prove a testator was sane, the will's supporters offered letters written to him by acquaintances who addressed him as a man of normal understanding.</w:t>
+      </w:r>
+    </w:p>
+    <w:p>
+      <w:r>
+        <w:rPr>
+          <w:b/>
+          <w:i w:val="0"/>
+          <w:color w:val="15803D"/>
+        </w:rPr>
+        <w:t xml:space="preserve">Held:   </w:t>
+      </w:r>
+      <w:r>
+        <w:rPr>
+          <w:b w:val="0"/>
+          <w:i w:val="0"/>
+        </w:rPr>
+        <w:t xml:space="preserve">Excluded. The letters were treated as the writers' implied statements that he was sane, and so as hearsay.</w:t>
+      </w:r>
+    </w:p>
+    <w:p>
+      <w:r>
+        <w:rPr>
+          <w:b/>
+          <w:i w:val="0"/>
+          <w:color w:val="8A6100"/>
+        </w:rPr>
+        <w:t xml:space="preserve">Why it matters:   </w:t>
+      </w:r>
+      <w:r>
+        <w:rPr>
+          <w:b w:val="0"/>
+          <w:i w:val="0"/>
+        </w:rPr>
+        <w:t xml:space="preserve">Not a main case from the slides. The common-law view of implied assertions, which FRE 801(a) rejects by defining a statement by the declarant's intent to assert.</w:t>
+      </w:r>
+    </w:p>
+    <w:p>
+      <w:pPr>
+        <w:spacing w:before="160"/>
+      </w:pPr>
+      <w:r>
+        <w:rPr>
+          <w:b/>
+          <w:i w:val="0"/>
+          <w:color w:val="B91C1C"/>
+        </w:rPr>
+        <w:t xml:space="preserve">Bridges v. State, 247 Wis. 350 (1945)</w:t>
+      </w:r>
+      <w:r>
+        <w:rPr>
+          <w:color w:val="B91C1C"/>
+        </w:rPr>
+        <w:t xml:space="preserve">   </w:t>
+      </w:r>
+      <w:r>
+        <w:rPr>
+          <w:b/>
+          <w:color w:val="FFFFFF"/>
+          <w:shd w:val="clear" w:color="auto" w:fill="1D4ED8"/>
+        </w:rPr>
+        <w:t xml:space="preserve"> NOTE CASE · FISHER P. 422 </w:t>
+      </w:r>
+    </w:p>
+    <w:p>
+      <w:r>
+        <w:rPr>
+          <w:b/>
+          <w:i w:val="0"/>
+          <w:color w:val="1D4ED8"/>
+        </w:rPr>
+        <w:t xml:space="preserve">Facts:   </w:t>
+      </w:r>
+      <w:r>
+        <w:rPr>
+          <w:b w:val="0"/>
+          <w:i w:val="0"/>
+        </w:rPr>
+        <w:t xml:space="preserve">A seven-year-old said a stranger in a soldier's uniform took her to his room in a boarding house and assaulted her. Hours later she described the house and room in detail to her mother and police; the details matched the defendant's room.</w:t>
+      </w:r>
+    </w:p>
+    <w:p>
+      <w:r>
+        <w:rPr>
+          <w:b/>
+          <w:i w:val="0"/>
+          <w:color w:val="15803D"/>
+        </w:rPr>
+        <w:t xml:space="preserve">Held:   </w:t>
+      </w:r>
+      <w:r>
+        <w:rPr>
+          <w:b w:val="0"/>
+          <w:i w:val="0"/>
+        </w:rPr>
+        <w:t xml:space="preserve">Admissible. The descriptions were offered as circumstantial evidence of what she knew, not to prove what the room looked like.</w:t>
+      </w:r>
+    </w:p>
+    <w:p>
+      <w:r>
+        <w:rPr>
+          <w:b/>
+          <w:i w:val="0"/>
+          <w:color w:val="8A6100"/>
+        </w:rPr>
+        <w:t xml:space="preserve">Why it matters:   </w:t>
+      </w:r>
+      <w:r>
+        <w:rPr>
+          <w:b w:val="0"/>
+          <w:i w:val="0"/>
+        </w:rPr>
+        <w:t xml:space="preserve">Not a main case from the slides. Words can prove knowledge the declarant could only have gained by being there.</w:t>
+      </w:r>
+    </w:p>
+    <w:p>
+      <w:pPr>
+        <w:spacing w:before="160"/>
+      </w:pPr>
+      <w:r>
+        <w:rPr>
+          <w:b/>
+          <w:i w:val="0"/>
+          <w:color w:val="B91C1C"/>
+        </w:rPr>
+        <w:t xml:space="preserve">United States v. Zenni, 492 F. Supp. 464 (E.D. Ky. 1980)</w:t>
+      </w:r>
+      <w:r>
+        <w:rPr>
+          <w:color w:val="B91C1C"/>
+        </w:rPr>
+        <w:t xml:space="preserve">   </w:t>
+      </w:r>
+      <w:r>
+        <w:rPr>
+          <w:b/>
+          <w:color w:val="FFFFFF"/>
+          <w:shd w:val="clear" w:color="auto" w:fill="1D4ED8"/>
+        </w:rPr>
+        <w:t xml:space="preserve"> NOTE CASE · FISHER P. 425 </w:t>
+      </w:r>
+    </w:p>
+    <w:p>
+      <w:r>
+        <w:rPr>
+          <w:b/>
+          <w:i w:val="0"/>
+          <w:color w:val="1D4ED8"/>
+        </w:rPr>
+        <w:t xml:space="preserve">Facts:   </w:t>
+      </w:r>
+      <w:r>
+        <w:rPr>
+          <w:b w:val="0"/>
+          <w:i w:val="0"/>
+        </w:rPr>
+        <w:t xml:space="preserve">While agents searched premises for illegal bookmaking, they answered the phone, and unknown callers gave instructions for placing bets.</w:t>
+      </w:r>
+    </w:p>
+    <w:p>
+      <w:r>
+        <w:rPr>
+          <w:b/>
+          <w:i w:val="0"/>
+          <w:color w:val="15803D"/>
+        </w:rPr>
+        <w:t xml:space="preserve">Held:   </w:t>
+      </w:r>
+      <w:r>
+        <w:rPr>
+          <w:b w:val="0"/>
+          <w:i w:val="0"/>
+        </w:rPr>
+        <w:t xml:space="preserve">Not hearsay under FRE 801: the callers did not intend to assert that the premises were a betting operation, so their words were not offered for the truth of anything they asserted.</w:t>
+      </w:r>
+    </w:p>
+    <w:p>
+      <w:r>
+        <w:rPr>
+          <w:b/>
+          <w:i w:val="0"/>
+          <w:color w:val="8A6100"/>
+        </w:rPr>
+        <w:t xml:space="preserve">Why it matters:   </w:t>
+      </w:r>
+      <w:r>
+        <w:rPr>
+          <w:b w:val="0"/>
+          <w:i w:val="0"/>
+        </w:rPr>
+        <w:t xml:space="preserve">Not a main case from the slides. The Federal Rules' answer to Wright v. Tatham: implied assertions are not statements.</w:t>
+      </w:r>
+    </w:p>
+    <w:p>
+      <w:pPr>
         <w:pStyle w:val="Heading2"/>
       </w:pPr>
       <w:r>
@@ -6140,6 +6400,84 @@
           <w:i w:val="0"/>
         </w:rPr>
         <w:t>104(a), not 104(b) (conditional relevance), governs hearsay foundations.</w:t>
+      </w:r>
+    </w:p>
+    <w:p>
+      <w:pPr>
+        <w:spacing w:before="160"/>
+      </w:pPr>
+      <w:r>
+        <w:rPr>
+          <w:b/>
+          <w:i w:val="0"/>
+          <w:color w:val="B91C1C"/>
+        </w:rPr>
+        <w:t xml:space="preserve">Doyle v. Ohio, 426 U.S. 610 (1976)</w:t>
+      </w:r>
+      <w:r>
+        <w:rPr>
+          <w:color w:val="B91C1C"/>
+        </w:rPr>
+        <w:t xml:space="preserve">   </w:t>
+      </w:r>
+      <w:r>
+        <w:rPr>
+          <w:b/>
+          <w:color w:val="FFFFFF"/>
+          <w:shd w:val="clear" w:color="auto" w:fill="1D4ED8"/>
+        </w:rPr>
+        <w:t xml:space="preserve"> NOTE CASE · FISHER P. 469 </w:t>
+      </w:r>
+    </w:p>
+    <w:p>
+      <w:r>
+        <w:rPr>
+          <w:b/>
+          <w:i w:val="0"/>
+          <w:color w:val="1D4ED8"/>
+        </w:rPr>
+        <w:t xml:space="preserve">Facts:   </w:t>
+      </w:r>
+      <w:r>
+        <w:rPr>
+          <w:b w:val="0"/>
+          <w:i w:val="0"/>
+        </w:rPr>
+        <w:t xml:space="preserve">Defendants who stayed silent after Miranda warnings were cross-examined at trial about why they had not told police their exculpatory story.</w:t>
+      </w:r>
+    </w:p>
+    <w:p>
+      <w:r>
+        <w:rPr>
+          <w:b/>
+          <w:i w:val="0"/>
+          <w:color w:val="15803D"/>
+        </w:rPr>
+        <w:t xml:space="preserve">Held:   </w:t>
+      </w:r>
+      <w:r>
+        <w:rPr>
+          <w:b w:val="0"/>
+          <w:i w:val="0"/>
+        </w:rPr>
+        <w:t xml:space="preserve">Using post-Miranda silence to impeach violates due process. Silence after the warnings is "insolubly ambiguous," and the warnings implicitly promise it will carry no penalty.</w:t>
+      </w:r>
+    </w:p>
+    <w:p>
+      <w:r>
+        <w:rPr>
+          <w:b/>
+          <w:i w:val="0"/>
+          <w:color w:val="8A6100"/>
+        </w:rPr>
+        <w:t xml:space="preserve">Why it matters:   </w:t>
+      </w:r>
+      <w:r>
+        <w:rPr>
+          <w:b w:val="0"/>
+          <w:i w:val="0"/>
+        </w:rPr>
+        <w:t xml:space="preserve">Not a main case from the slides. Limits adoption by silence when the accusation follows Miranda warnings; pre-arrest silence to a private accuser is unaffected.</w:t>
       </w:r>
     </w:p>
     <w:p>
@@ -6962,6 +7300,84 @@
           <w:i w:val="0"/>
           <w:color w:val="B91C1C"/>
         </w:rPr>
+        <w:t xml:space="preserve">United States v. Salerno, 505 U.S. 317 (1992); United States v. DiNapoli, 8 F.3d 909 (2d Cir. 1993) (en banc)</w:t>
+      </w:r>
+      <w:r>
+        <w:rPr>
+          <w:color w:val="B91C1C"/>
+        </w:rPr>
+        <w:t xml:space="preserve">   </w:t>
+      </w:r>
+      <w:r>
+        <w:rPr>
+          <w:b/>
+          <w:color w:val="FFFFFF"/>
+          <w:shd w:val="clear" w:color="auto" w:fill="64748B"/>
+        </w:rPr>
+        <w:t xml:space="preserve"> CITED ONLY · FISHER P. 494 </w:t>
+      </w:r>
+    </w:p>
+    <w:p>
+      <w:r>
+        <w:rPr>
+          <w:b/>
+          <w:i w:val="0"/>
+          <w:color w:val="1D4ED8"/>
+        </w:rPr>
+        <w:t xml:space="preserve">Facts:   </w:t>
+      </w:r>
+      <w:r>
+        <w:rPr>
+          <w:b w:val="0"/>
+          <w:i w:val="0"/>
+        </w:rPr>
+        <w:t xml:space="preserve">Grand jury witnesses who had testified favorably to the defendants invoked the Fifth Amendment at trial, and the defense offered their grand jury testimony under 804(b)(1).</w:t>
+      </w:r>
+    </w:p>
+    <w:p>
+      <w:r>
+        <w:rPr>
+          <w:b/>
+          <w:i w:val="0"/>
+          <w:color w:val="15803D"/>
+        </w:rPr>
+        <w:t xml:space="preserve">Held:   </w:t>
+      </w:r>
+      <w:r>
+        <w:rPr>
+          <w:b w:val="0"/>
+          <w:i w:val="0"/>
+        </w:rPr>
+        <w:t xml:space="preserve">Salerno: the similar-motive requirement applies to the government too; there is no "adversarial fairness" shortcut. DiNapoli (on remand): similar motive means a substantially similar interest at a similar stage, and the prosecutors lacked it at the grand jury.</w:t>
+      </w:r>
+    </w:p>
+    <w:p>
+      <w:r>
+        <w:rPr>
+          <w:b/>
+          <w:i w:val="0"/>
+          <w:color w:val="8A6100"/>
+        </w:rPr>
+        <w:t xml:space="preserve">Why it matters:   </w:t>
+      </w:r>
+      <w:r>
+        <w:rPr>
+          <w:b w:val="0"/>
+          <w:i w:val="0"/>
+        </w:rPr>
+        <w:t xml:space="preserve">Not a main case from the slides. Cited in Volland-Golden's similar-motive analysis.</w:t>
+      </w:r>
+    </w:p>
+    <w:p>
+      <w:pPr>
+        <w:spacing w:before="160"/>
+      </w:pPr>
+      <w:r>
+        <w:rPr>
+          <w:b/>
+          <w:i w:val="0"/>
+          <w:color w:val="B91C1C"/>
+        </w:rPr>
         <w:t>Williamson v. United States, 512 U.S. 594 (1994)</w:t>
       </w:r>
       <w:r>
@@ -7574,7 +7990,7 @@
           <w:i w:val="0"/>
           <w:color w:val="B91C1C"/>
         </w:rPr>
-        <w:t>State v. Smith, 876 N.W.2d 180 (Iowa 2016)</w:t>
+        <w:t xml:space="preserve">United States v. Pheaster, 544 F.2d 353 (9th Cir. 1976)</w:t>
       </w:r>
       <w:r>
         <w:rPr>
@@ -7586,9 +8002,9 @@
         <w:rPr>
           <w:b/>
           <w:color w:val="FFFFFF"/>
-          <w:shd w:val="clear" w:color="auto" w:fill="B91C1C"/>
-        </w:rPr>
-        <w:t xml:space="preserve"> MAIN CASE · CLASS 14 </w:t>
+          <w:shd w:val="clear" w:color="auto" w:fill="1D4ED8"/>
+        </w:rPr>
+        <w:t xml:space="preserve"> NOTE CASE · FISHER P. 536 </w:t>
       </w:r>
     </w:p>
     <w:p>
@@ -7605,7 +8021,7 @@
           <w:b w:val="0"/>
           <w:i w:val="0"/>
         </w:rPr>
-        <w:t>A domestic-assault victim told an ER nurse and doctor that her child's father assaulted her, then planned to recant. The State relied on those statements under 803(4).</w:t>
+        <w:t xml:space="preserve">Before he disappeared from a restaurant parking lot, Larry Adell told his date and a friend that he was going to meet Angelo there to pick up marijuana. Angelo Inciso was charged with kidnapping him.</w:t>
       </w:r>
     </w:p>
     <w:p>
@@ -7622,7 +8038,7 @@
           <w:b w:val="0"/>
           <w:i w:val="0"/>
         </w:rPr>
-        <w:t>Reversed. Identity can be pertinent in domestic-violence cases, but the State never showed why the identity mattered or how it affected treatment. The dissent would have adopted a categorical rule.</w:t>
+        <w:t xml:space="preserve">The Ninth Circuit admitted the statements under Hillmon, including to show that Inciso was there, despite the House report's view that 803(3) proves only the declarant's own conduct.</w:t>
       </w:r>
     </w:p>
     <w:p>
@@ -7639,7 +8055,7 @@
           <w:b w:val="0"/>
           <w:i w:val="0"/>
         </w:rPr>
-        <w:t>Pertinence requires foundation testimony.</w:t>
+        <w:t xml:space="preserve">Not a main case from the slides. Fisher Problem 7.32. The third-party Hillmon problem; some courts require independent evidence of the other person's involvement.</w:t>
       </w:r>
     </w:p>
     <w:p>
@@ -7652,7 +8068,7 @@
           <w:i w:val="0"/>
           <w:color w:val="B91C1C"/>
         </w:rPr>
-        <w:t>Johnson v. State, 967 S.W.2d 410 (Tex. Crim. App. 1998)</w:t>
+        <w:t>State v. Smith, 876 N.W.2d 180 (Iowa 2016)</w:t>
       </w:r>
       <w:r>
         <w:rPr>
@@ -7683,7 +8099,7 @@
           <w:b w:val="0"/>
           <w:i w:val="0"/>
         </w:rPr>
-        <w:t>A witness who told police the night of a murder that "Little Arnold" did it refused at trial even to give his name and said he remembered nothing.</w:t>
+        <w:t>A domestic-assault victim told an ER nurse and doctor that her child's father assaulted her, then planned to recant. The State relied on those statements under 803(4).</w:t>
       </w:r>
     </w:p>
     <w:p>
@@ -7700,7 +8116,7 @@
           <w:b w:val="0"/>
           <w:i w:val="0"/>
         </w:rPr>
-        <w:t>His statement was inadmissible as a recorded recollection because he never vouched for its accuracy.</w:t>
+        <w:t>Reversed. Identity can be pertinent in domestic-violence cases, but the State never showed why the identity mattered or how it affected treatment. The dissent would have adopted a categorical rule.</w:t>
       </w:r>
     </w:p>
     <w:p>
@@ -7717,7 +8133,7 @@
           <w:b w:val="0"/>
           <w:i w:val="0"/>
         </w:rPr>
-        <w:t>A hostile, disowning witness cannot lay the 803(5) foundation.</w:t>
+        <w:t>Pertinence requires foundation testimony.</w:t>
       </w:r>
     </w:p>
     <w:p>
@@ -7730,7 +8146,7 @@
           <w:i w:val="0"/>
           <w:color w:val="B91C1C"/>
         </w:rPr>
-        <w:t>Palmer v. Hoffman, 318 U.S. 109 (1943)</w:t>
+        <w:t>Johnson v. State, 967 S.W.2d 410 (Tex. Crim. App. 1998)</w:t>
       </w:r>
       <w:r>
         <w:rPr>
@@ -7761,6 +8177,84 @@
           <w:b w:val="0"/>
           <w:i w:val="0"/>
         </w:rPr>
+        <w:t>A witness who told police the night of a murder that "Little Arnold" did it refused at trial even to give his name and said he remembered nothing.</w:t>
+      </w:r>
+    </w:p>
+    <w:p>
+      <w:r>
+        <w:rPr>
+          <w:b/>
+          <w:i w:val="0"/>
+          <w:color w:val="15803D"/>
+        </w:rPr>
+        <w:t xml:space="preserve">Held:   </w:t>
+      </w:r>
+      <w:r>
+        <w:rPr>
+          <w:b w:val="0"/>
+          <w:i w:val="0"/>
+        </w:rPr>
+        <w:t>His statement was inadmissible as a recorded recollection because he never vouched for its accuracy.</w:t>
+      </w:r>
+    </w:p>
+    <w:p>
+      <w:r>
+        <w:rPr>
+          <w:b/>
+          <w:i w:val="0"/>
+          <w:color w:val="8A6100"/>
+        </w:rPr>
+        <w:t xml:space="preserve">Why it matters:   </w:t>
+      </w:r>
+      <w:r>
+        <w:rPr>
+          <w:b w:val="0"/>
+          <w:i w:val="0"/>
+        </w:rPr>
+        <w:t>A hostile, disowning witness cannot lay the 803(5) foundation.</w:t>
+      </w:r>
+    </w:p>
+    <w:p>
+      <w:pPr>
+        <w:spacing w:before="160"/>
+      </w:pPr>
+      <w:r>
+        <w:rPr>
+          <w:b/>
+          <w:i w:val="0"/>
+          <w:color w:val="B91C1C"/>
+        </w:rPr>
+        <w:t>Palmer v. Hoffman, 318 U.S. 109 (1943)</w:t>
+      </w:r>
+      <w:r>
+        <w:rPr>
+          <w:color w:val="B91C1C"/>
+        </w:rPr>
+        <w:t xml:space="preserve">   </w:t>
+      </w:r>
+      <w:r>
+        <w:rPr>
+          <w:b/>
+          <w:color w:val="FFFFFF"/>
+          <w:shd w:val="clear" w:color="auto" w:fill="B91C1C"/>
+        </w:rPr>
+        <w:t xml:space="preserve"> MAIN CASE · CLASS 14 </w:t>
+      </w:r>
+    </w:p>
+    <w:p>
+      <w:r>
+        <w:rPr>
+          <w:b/>
+          <w:i w:val="0"/>
+          <w:color w:val="1D4ED8"/>
+        </w:rPr>
+        <w:t xml:space="preserve">Facts:   </w:t>
+      </w:r>
+      <w:r>
+        <w:rPr>
+          <w:b w:val="0"/>
+          <w:i w:val="0"/>
+        </w:rPr>
         <w:t>A railroad offered its engineer's post-accident statement (he died before trial) as a business record.</w:t>
       </w:r>
     </w:p>
@@ -7796,6 +8290,162 @@
           <w:i w:val="0"/>
         </w:rPr>
         <w:t>The ancestor of 803(6)(E)'s untrustworthiness clause.</w:t>
+      </w:r>
+    </w:p>
+    <w:p>
+      <w:pPr>
+        <w:spacing w:before="160"/>
+      </w:pPr>
+      <w:r>
+        <w:rPr>
+          <w:b/>
+          <w:i w:val="0"/>
+          <w:color w:val="B91C1C"/>
+        </w:rPr>
+        <w:t xml:space="preserve">Johnson v. Lutz, 253 N.Y. 124 (1930)</w:t>
+      </w:r>
+      <w:r>
+        <w:rPr>
+          <w:color w:val="B91C1C"/>
+        </w:rPr>
+        <w:t xml:space="preserve">   </w:t>
+      </w:r>
+      <w:r>
+        <w:rPr>
+          <w:b/>
+          <w:color w:val="FFFFFF"/>
+          <w:shd w:val="clear" w:color="auto" w:fill="1D4ED8"/>
+        </w:rPr>
+        <w:t xml:space="preserve"> NOTE CASE · FISHER P. 598 </w:t>
+      </w:r>
+    </w:p>
+    <w:p>
+      <w:r>
+        <w:rPr>
+          <w:b/>
+          <w:i w:val="0"/>
+          <w:color w:val="1D4ED8"/>
+        </w:rPr>
+        <w:t xml:space="preserve">Facts:   </w:t>
+      </w:r>
+      <w:r>
+        <w:rPr>
+          <w:b w:val="0"/>
+          <w:i w:val="0"/>
+        </w:rPr>
+        <w:t xml:space="preserve">A police accident report, made in the regular course, included a bystander's account of how the collision happened.</w:t>
+      </w:r>
+    </w:p>
+    <w:p>
+      <w:r>
+        <w:rPr>
+          <w:b/>
+          <w:i w:val="0"/>
+          <w:color w:val="15803D"/>
+        </w:rPr>
+        <w:t xml:space="preserve">Held:   </w:t>
+      </w:r>
+      <w:r>
+        <w:rPr>
+          <w:b w:val="0"/>
+          <w:i w:val="0"/>
+        </w:rPr>
+        <w:t xml:space="preserve">Excluded. The business-records statute covers statements only by people under a business duty to report, and the bystander had none.</w:t>
+      </w:r>
+    </w:p>
+    <w:p>
+      <w:r>
+        <w:rPr>
+          <w:b/>
+          <w:i w:val="0"/>
+          <w:color w:val="8A6100"/>
+        </w:rPr>
+        <w:t xml:space="preserve">Why it matters:   </w:t>
+      </w:r>
+      <w:r>
+        <w:rPr>
+          <w:b w:val="0"/>
+          <w:i w:val="0"/>
+        </w:rPr>
+        <w:t xml:space="preserve">Not a main case from the slides. Each layer needs its own exception (805); the informant must be part of the business.</w:t>
+      </w:r>
+    </w:p>
+    <w:p>
+      <w:pPr>
+        <w:spacing w:before="160"/>
+      </w:pPr>
+      <w:r>
+        <w:rPr>
+          <w:b/>
+          <w:i w:val="0"/>
+          <w:color w:val="B91C1C"/>
+        </w:rPr>
+        <w:t xml:space="preserve">Beech Aircraft Corp. v. Rainey, 488 U.S. 153 (1988)</w:t>
+      </w:r>
+      <w:r>
+        <w:rPr>
+          <w:color w:val="B91C1C"/>
+        </w:rPr>
+        <w:t xml:space="preserve">   </w:t>
+      </w:r>
+      <w:r>
+        <w:rPr>
+          <w:b/>
+          <w:color w:val="FFFFFF"/>
+          <w:shd w:val="clear" w:color="auto" w:fill="0F766E"/>
+        </w:rPr>
+        <w:t xml:space="preserve"> SUPPLEMENTAL READING · FISHER P. 580 </w:t>
+      </w:r>
+    </w:p>
+    <w:p>
+      <w:r>
+        <w:rPr>
+          <w:b/>
+          <w:i w:val="0"/>
+          <w:color w:val="1D4ED8"/>
+        </w:rPr>
+        <w:t xml:space="preserve">Facts:   </w:t>
+      </w:r>
+      <w:r>
+        <w:rPr>
+          <w:b w:val="0"/>
+          <w:i w:val="0"/>
+        </w:rPr>
+        <w:t xml:space="preserve">After a Navy training plane crashed, killing both pilots, a JAG investigation report concluded that the most probable cause was pilot error.</w:t>
+      </w:r>
+    </w:p>
+    <w:p>
+      <w:r>
+        <w:rPr>
+          <w:b/>
+          <w:i w:val="0"/>
+          <w:color w:val="15803D"/>
+        </w:rPr>
+        <w:t xml:space="preserve">Held:   </w:t>
+      </w:r>
+      <w:r>
+        <w:rPr>
+          <w:b w:val="0"/>
+          <w:i w:val="0"/>
+        </w:rPr>
+        <w:t xml:space="preserve">803(8)'s "factual findings" include opinions and conclusions based on a factual investigation, subject to the rule's trustworthiness check.</w:t>
+      </w:r>
+    </w:p>
+    <w:p>
+      <w:r>
+        <w:rPr>
+          <w:b/>
+          <w:i w:val="0"/>
+          <w:color w:val="8A6100"/>
+        </w:rPr>
+        <w:t xml:space="preserve">Why it matters:   </w:t>
+      </w:r>
+      <w:r>
+        <w:rPr>
+          <w:b w:val="0"/>
+          <w:i w:val="0"/>
+        </w:rPr>
+        <w:t xml:space="preserve">Not a main case from the slides. The syllabus skips it, though the Class 14 and 15 slides mention it.</w:t>
       </w:r>
     </w:p>
     <w:p>
@@ -8445,7 +9095,7 @@
           <w:i w:val="0"/>
           <w:color w:val="B91C1C"/>
         </w:rPr>
-        <w:t>Crawford v. Washington, 541 U.S. 36 (2004)</w:t>
+        <w:t xml:space="preserve">California v. Green, 399 U.S. 149 (1970)</w:t>
       </w:r>
       <w:r>
         <w:rPr>
@@ -8457,9 +9107,9 @@
         <w:rPr>
           <w:b/>
           <w:color w:val="FFFFFF"/>
-          <w:shd w:val="clear" w:color="auto" w:fill="B91C1C"/>
-        </w:rPr>
-        <w:t xml:space="preserve"> MAIN CASE · CLASS 15 </w:t>
+          <w:shd w:val="clear" w:color="auto" w:fill="1D4ED8"/>
+        </w:rPr>
+        <w:t xml:space="preserve"> NOTE CASE · FISHER P. 606 </w:t>
       </w:r>
     </w:p>
     <w:p>
@@ -8476,7 +9126,7 @@
           <w:b w:val="0"/>
           <w:i w:val="0"/>
         </w:rPr>
-        <w:t>Sylvia Crawford gave a recorded, Mirandized stationhouse statement undercutting her husband's self-defense claim, then did not testify because of the marital privilege. The State offered it as a statement against penal interest.</w:t>
+        <w:t xml:space="preserve">A juvenile named Green as his marijuana supplier at a preliminary hearing, under oath and cross-examined by Green's lawyer, then turned evasive at trial.</w:t>
       </w:r>
     </w:p>
     <w:p>
@@ -8493,7 +9143,7 @@
           <w:b w:val="0"/>
           <w:i w:val="0"/>
         </w:rPr>
-        <w:t>Reversed; Roberts overruled as to testimonial statements (Scalia, J.). Reliability is "amorphous"; "Dispensing with confrontation because testimony is obviously reliable is akin to dispensing with jury trial because a defendant is obviously guilty."</w:t>
+        <w:t xml:space="preserve">No Confrontation violation. When the declarant testifies at trial and can be cross-examined, his prior statements may be used.</w:t>
       </w:r>
     </w:p>
     <w:p>
@@ -8510,7 +9160,7 @@
           <w:b w:val="0"/>
           <w:i w:val="0"/>
         </w:rPr>
-        <w:t>Slides: police investigation produces testimonial evidence; the biggest effect is in domestic-violence cases where victims report and then refuse to testify. Critics doubt the historical testimonial line.</w:t>
+        <w:t xml:space="preserve">Not a main case from the slides. Mentioned on the Class 16 and 17 slides. Confrontation is satisfied when the declarant takes the stand.</w:t>
       </w:r>
     </w:p>
     <w:p>
@@ -8523,7 +9173,7 @@
           <w:i w:val="0"/>
           <w:color w:val="B91C1C"/>
         </w:rPr>
-        <w:t>Davis v. Washington; Hammon v. Indiana, 547 U.S. 813 (2006)</w:t>
+        <w:t xml:space="preserve">Ohio v. Roberts, 448 U.S. 56 (1980)</w:t>
       </w:r>
       <w:r>
         <w:rPr>
@@ -8535,9 +9185,9 @@
         <w:rPr>
           <w:b/>
           <w:color w:val="FFFFFF"/>
-          <w:shd w:val="clear" w:color="auto" w:fill="B91C1C"/>
-        </w:rPr>
-        <w:t xml:space="preserve"> MAIN CASE · CLASSES 16–17 </w:t>
+          <w:shd w:val="clear" w:color="auto" w:fill="1D4ED8"/>
+        </w:rPr>
+        <w:t xml:space="preserve"> NOTE CASE · FISHER P. 605 </w:t>
       </w:r>
     </w:p>
     <w:p>
@@ -8554,7 +9204,7 @@
           <w:b w:val="0"/>
           <w:i w:val="0"/>
         </w:rPr>
-        <w:t>McCottry's 911 call during an assault ("He's here jumpin' on me again"; then "He's runnin' now"). Amy Hammon's statement and affidavit to officers who separated her from her husband after the incident.</w:t>
+        <w:t xml:space="preserve">The prosecution read a witness's preliminary-hearing testimony after she could not be found for trial.</w:t>
       </w:r>
     </w:p>
     <w:p>
@@ -8571,7 +9221,7 @@
           <w:b w:val="0"/>
           <w:i w:val="0"/>
         </w:rPr>
-        <w:t>McCottry's statements describing an ongoing emergency were nontestimonial; Hammon's account of past events, with no emergency, was testimonial. A call can become testimonial once the emergency ends.</w:t>
+        <w:t xml:space="preserve">Admissible. Hearsay of an unavailable declarant satisfied the Clause if it bore "adequate indicia of reliability," shown by a firmly rooted exception or particularized guarantees of trustworthiness.</w:t>
       </w:r>
     </w:p>
     <w:p>
@@ -8588,7 +9238,7 @@
           <w:b w:val="0"/>
           <w:i w:val="0"/>
         </w:rPr>
-        <w:t>The primary-purpose test. Slides' exercise: when did McCottry's call cross the line?</w:t>
+        <w:t xml:space="preserve">Not a main case from the slides. Discussed on the Class 16 to 19 slides. Overruled for testimonial statements by Crawford.</w:t>
       </w:r>
     </w:p>
     <w:p>
@@ -8601,7 +9251,7 @@
           <w:i w:val="0"/>
           <w:color w:val="B91C1C"/>
         </w:rPr>
-        <w:t>Michigan v. Bryant, 562 U.S. 344 (2011)</w:t>
+        <w:t>Crawford v. Washington, 541 U.S. 36 (2004)</w:t>
       </w:r>
       <w:r>
         <w:rPr>
@@ -8615,7 +9265,7 @@
           <w:color w:val="FFFFFF"/>
           <w:shd w:val="clear" w:color="auto" w:fill="B91C1C"/>
         </w:rPr>
-        <w:t xml:space="preserve"> MAIN CASE · CLASSES 16–17 </w:t>
+        <w:t xml:space="preserve"> MAIN CASE · CLASS 15 </w:t>
       </w:r>
     </w:p>
     <w:p>
@@ -8632,7 +9282,7 @@
           <w:b w:val="0"/>
           <w:i w:val="0"/>
         </w:rPr>
-        <w:t>Police found Covington mortally shot at a gas station; he said "Rick" shot him at Rick's house; the shooter was at large.</w:t>
+        <w:t>Sylvia Crawford gave a recorded, Mirandized stationhouse statement undercutting her husband's self-defense claim, then did not testify because of the marital privilege. The State offered it as a statement against penal interest.</w:t>
       </w:r>
     </w:p>
     <w:p>
@@ -8649,7 +9299,7 @@
           <w:b w:val="0"/>
           <w:i w:val="0"/>
         </w:rPr>
-        <w:t>Nontestimonial: the objective primary purpose was to meet an ongoing emergency to the public (Sotomayor, J., 6–2). Scalia, J., dissenting, called the majority's account "transparently false" and the test a return to Roberts.</w:t>
+        <w:t>Reversed; Roberts overruled as to testimonial statements (Scalia, J.). Reliability is "amorphous"; "Dispensing with confrontation because testimony is obviously reliable is akin to dispensing with jury trial because a defendant is obviously guilty."</w:t>
       </w:r>
     </w:p>
     <w:p>
@@ -8666,7 +9316,7 @@
           <w:b w:val="0"/>
           <w:i w:val="0"/>
         </w:rPr>
-        <w:t>Emergencies can extend to the public, and courts consider both declarant and interrogator.</w:t>
+        <w:t>Slides: police investigation produces testimonial evidence; the biggest effect is in domestic-violence cases where victims report and then refuse to testify. Critics doubt the historical testimonial line.</w:t>
       </w:r>
     </w:p>
     <w:p>
@@ -8679,7 +9329,7 @@
           <w:i w:val="0"/>
           <w:color w:val="B91C1C"/>
         </w:rPr>
-        <w:t>Melendez-Diaz v. Massachusetts, 557 U.S. 305 (2009); Bullcoming v. New Mexico, 564 U.S. 647 (2011)</w:t>
+        <w:t>Davis v. Washington; Hammon v. Indiana, 547 U.S. 813 (2006)</w:t>
       </w:r>
       <w:r>
         <w:rPr>
@@ -8693,7 +9343,7 @@
           <w:color w:val="FFFFFF"/>
           <w:shd w:val="clear" w:color="auto" w:fill="B91C1C"/>
         </w:rPr>
-        <w:t xml:space="preserve"> MAIN CASE · CLASS 16 </w:t>
+        <w:t xml:space="preserve"> MAIN CASE · CLASSES 16–17 </w:t>
       </w:r>
     </w:p>
     <w:p>
@@ -8710,7 +9360,7 @@
           <w:b w:val="0"/>
           <w:i w:val="0"/>
         </w:rPr>
-        <w:t>Melendez-Diaz: notarized certificates saying seized powder was cocaine, with no analyst testifying. Bullcoming: a blood-alcohol report introduced through a different analyst who had not observed the test.</w:t>
+        <w:t>McCottry's 911 call during an assault ("He's here jumpin' on me again"; then "He's runnin' now"). Amy Hammon's statement and affidavit to officers who separated her from her husband after the incident.</w:t>
       </w:r>
     </w:p>
     <w:p>
@@ -8727,7 +9377,7 @@
           <w:b w:val="0"/>
           <w:i w:val="0"/>
         </w:rPr>
-        <w:t>Both violated the Clause (each 5–4). The certificates were "plainly affidavits"; surrogate testimony cannot substitute for the certifying analyst.</w:t>
+        <w:t>McCottry's statements describing an ongoing emergency were nontestimonial; Hammon's account of past events, with no emergency, was testimonial. A call can become testimonial once the emergency ends.</w:t>
       </w:r>
     </w:p>
     <w:p>
@@ -8744,7 +9394,7 @@
           <w:b w:val="0"/>
           <w:i w:val="0"/>
         </w:rPr>
-        <w:t>Forensic analysts are witnesses. Slides: a year later the Boston Globe exposed a rogue analyst at the very lab involved in Melendez-Diaz.</w:t>
+        <w:t>The primary-purpose test. Slides' exercise: when did McCottry's call cross the line?</w:t>
       </w:r>
     </w:p>
     <w:p>
@@ -8757,7 +9407,7 @@
           <w:i w:val="0"/>
           <w:color w:val="B91C1C"/>
         </w:rPr>
-        <w:t>Smith v. Arizona, 602 U.S. 779 (2024)</w:t>
+        <w:t>Michigan v. Bryant, 562 U.S. 344 (2011)</w:t>
       </w:r>
       <w:r>
         <w:rPr>
@@ -8771,7 +9421,7 @@
           <w:color w:val="FFFFFF"/>
           <w:shd w:val="clear" w:color="auto" w:fill="B91C1C"/>
         </w:rPr>
-        <w:t xml:space="preserve"> MAIN CASE · CLASSES 17–18 </w:t>
+        <w:t xml:space="preserve"> MAIN CASE · CLASSES 16–17 </w:t>
       </w:r>
     </w:p>
     <w:p>
@@ -8788,7 +9438,7 @@
           <w:b w:val="0"/>
           <w:i w:val="0"/>
         </w:rPr>
-        <w:t>A substitute expert who did no testing related the absent analyst's notes and report and gave his own opinion that the seized items were drugs.</w:t>
+        <w:t>Police found Covington mortally shot at a gas station; he said "Rick" shot him at Rick's house; the shooter was at large.</w:t>
       </w:r>
     </w:p>
     <w:p>
@@ -8805,7 +9455,7 @@
           <w:b w:val="0"/>
           <w:i w:val="0"/>
         </w:rPr>
-        <w:t>"When an expert conveys an absent analyst's statements in support of his opinion, and the statements provide that support only if true, then the statements come into evidence for their truth" (Kagan, J.). Whether the statements were testimonial was remanded.</w:t>
+        <w:t>Nontestimonial: the objective primary purpose was to meet an ongoing emergency to the public (Sotomayor, J., 6–2). Scalia, J., dissenting, called the majority's account "transparently false" and the test a return to Roberts.</w:t>
       </w:r>
     </w:p>
     <w:p>
@@ -8822,7 +9472,7 @@
           <w:b w:val="0"/>
           <w:i w:val="0"/>
         </w:rPr>
-        <w:t>The Williams "not for its truth" basis theory is dead; the testimonial definition remains unsettled.</w:t>
+        <w:t>Emergencies can extend to the public, and courts consider both declarant and interrogator.</w:t>
       </w:r>
     </w:p>
     <w:p>
@@ -8835,7 +9485,7 @@
           <w:i w:val="0"/>
           <w:color w:val="B91C1C"/>
         </w:rPr>
-        <w:t>Ohio v. Clark, 576 U.S. 237 (2015)</w:t>
+        <w:t>Melendez-Diaz v. Massachusetts, 557 U.S. 305 (2009); Bullcoming v. New Mexico, 564 U.S. 647 (2011)</w:t>
       </w:r>
       <w:r>
         <w:rPr>
@@ -8849,6 +9499,84 @@
           <w:color w:val="FFFFFF"/>
           <w:shd w:val="clear" w:color="auto" w:fill="B91C1C"/>
         </w:rPr>
+        <w:t xml:space="preserve"> MAIN CASE · CLASS 16 </w:t>
+      </w:r>
+    </w:p>
+    <w:p>
+      <w:r>
+        <w:rPr>
+          <w:b/>
+          <w:i w:val="0"/>
+          <w:color w:val="1D4ED8"/>
+        </w:rPr>
+        <w:t xml:space="preserve">Facts:   </w:t>
+      </w:r>
+      <w:r>
+        <w:rPr>
+          <w:b w:val="0"/>
+          <w:i w:val="0"/>
+        </w:rPr>
+        <w:t>Melendez-Diaz: notarized certificates saying seized powder was cocaine, with no analyst testifying. Bullcoming: a blood-alcohol report introduced through a different analyst who had not observed the test.</w:t>
+      </w:r>
+    </w:p>
+    <w:p>
+      <w:r>
+        <w:rPr>
+          <w:b/>
+          <w:i w:val="0"/>
+          <w:color w:val="15803D"/>
+        </w:rPr>
+        <w:t xml:space="preserve">Held:   </w:t>
+      </w:r>
+      <w:r>
+        <w:rPr>
+          <w:b w:val="0"/>
+          <w:i w:val="0"/>
+        </w:rPr>
+        <w:t>Both violated the Clause (each 5–4). The certificates were "plainly affidavits"; surrogate testimony cannot substitute for the certifying analyst.</w:t>
+      </w:r>
+    </w:p>
+    <w:p>
+      <w:r>
+        <w:rPr>
+          <w:b/>
+          <w:i w:val="0"/>
+          <w:color w:val="8A6100"/>
+        </w:rPr>
+        <w:t xml:space="preserve">Why it matters:   </w:t>
+      </w:r>
+      <w:r>
+        <w:rPr>
+          <w:b w:val="0"/>
+          <w:i w:val="0"/>
+        </w:rPr>
+        <w:t>Forensic analysts are witnesses. Slides: a year later the Boston Globe exposed a rogue analyst at the very lab involved in Melendez-Diaz.</w:t>
+      </w:r>
+    </w:p>
+    <w:p>
+      <w:pPr>
+        <w:spacing w:before="160"/>
+      </w:pPr>
+      <w:r>
+        <w:rPr>
+          <w:b/>
+          <w:i w:val="0"/>
+          <w:color w:val="B91C1C"/>
+        </w:rPr>
+        <w:t>Smith v. Arizona, 602 U.S. 779 (2024)</w:t>
+      </w:r>
+      <w:r>
+        <w:rPr>
+          <w:color w:val="B91C1C"/>
+        </w:rPr>
+        <w:t xml:space="preserve">   </w:t>
+      </w:r>
+      <w:r>
+        <w:rPr>
+          <w:b/>
+          <w:color w:val="FFFFFF"/>
+          <w:shd w:val="clear" w:color="auto" w:fill="B91C1C"/>
+        </w:rPr>
         <w:t xml:space="preserve"> MAIN CASE · CLASSES 17–18 </w:t>
       </w:r>
     </w:p>
@@ -8866,6 +9594,84 @@
           <w:b w:val="0"/>
           <w:i w:val="0"/>
         </w:rPr>
+        <w:t>A substitute expert who did no testing related the absent analyst's notes and report and gave his own opinion that the seized items were drugs.</w:t>
+      </w:r>
+    </w:p>
+    <w:p>
+      <w:r>
+        <w:rPr>
+          <w:b/>
+          <w:i w:val="0"/>
+          <w:color w:val="15803D"/>
+        </w:rPr>
+        <w:t xml:space="preserve">Held:   </w:t>
+      </w:r>
+      <w:r>
+        <w:rPr>
+          <w:b w:val="0"/>
+          <w:i w:val="0"/>
+        </w:rPr>
+        <w:t>"When an expert conveys an absent analyst's statements in support of his opinion, and the statements provide that support only if true, then the statements come into evidence for their truth" (Kagan, J.). Whether the statements were testimonial was remanded.</w:t>
+      </w:r>
+    </w:p>
+    <w:p>
+      <w:r>
+        <w:rPr>
+          <w:b/>
+          <w:i w:val="0"/>
+          <w:color w:val="8A6100"/>
+        </w:rPr>
+        <w:t xml:space="preserve">Why it matters:   </w:t>
+      </w:r>
+      <w:r>
+        <w:rPr>
+          <w:b w:val="0"/>
+          <w:i w:val="0"/>
+        </w:rPr>
+        <w:t>The Williams "not for its truth" basis theory is dead; the testimonial definition remains unsettled.</w:t>
+      </w:r>
+    </w:p>
+    <w:p>
+      <w:pPr>
+        <w:spacing w:before="160"/>
+      </w:pPr>
+      <w:r>
+        <w:rPr>
+          <w:b/>
+          <w:i w:val="0"/>
+          <w:color w:val="B91C1C"/>
+        </w:rPr>
+        <w:t>Ohio v. Clark, 576 U.S. 237 (2015)</w:t>
+      </w:r>
+      <w:r>
+        <w:rPr>
+          <w:color w:val="B91C1C"/>
+        </w:rPr>
+        <w:t xml:space="preserve">   </w:t>
+      </w:r>
+      <w:r>
+        <w:rPr>
+          <w:b/>
+          <w:color w:val="FFFFFF"/>
+          <w:shd w:val="clear" w:color="auto" w:fill="B91C1C"/>
+        </w:rPr>
+        <w:t xml:space="preserve"> MAIN CASE · CLASSES 17–18 </w:t>
+      </w:r>
+    </w:p>
+    <w:p>
+      <w:r>
+        <w:rPr>
+          <w:b/>
+          <w:i w:val="0"/>
+          <w:color w:val="1D4ED8"/>
+        </w:rPr>
+        <w:t xml:space="preserve">Facts:   </w:t>
+      </w:r>
+      <w:r>
+        <w:rPr>
+          <w:b w:val="0"/>
+          <w:i w:val="0"/>
+        </w:rPr>
         <w:t>A three-year-old told preschool teachers (mandatory reporters) that "Dee" injured him. He was found incompetent to testify; the statements came in under a state child-hearsay rule.</w:t>
       </w:r>
     </w:p>
@@ -8901,6 +9707,240 @@
           <w:i w:val="0"/>
         </w:rPr>
         <w:t>Child-abuse defendants may be worse off than under Roberts, which required reliability.</w:t>
+      </w:r>
+    </w:p>
+    <w:p>
+      <w:pPr>
+        <w:spacing w:before="160"/>
+      </w:pPr>
+      <w:r>
+        <w:rPr>
+          <w:b/>
+          <w:i w:val="0"/>
+          <w:color w:val="B91C1C"/>
+        </w:rPr>
+        <w:t xml:space="preserve">Whorton v. Bockting, 549 U.S. 406 (2007)</w:t>
+      </w:r>
+      <w:r>
+        <w:rPr>
+          <w:color w:val="B91C1C"/>
+        </w:rPr>
+        <w:t xml:space="preserve">   </w:t>
+      </w:r>
+      <w:r>
+        <w:rPr>
+          <w:b/>
+          <w:color w:val="FFFFFF"/>
+          <w:shd w:val="clear" w:color="auto" w:fill="1D4ED8"/>
+        </w:rPr>
+        <w:t xml:space="preserve"> NOTE CASE · FISHER P. 633 </w:t>
+      </w:r>
+    </w:p>
+    <w:p>
+      <w:r>
+        <w:rPr>
+          <w:b/>
+          <w:i w:val="0"/>
+          <w:color w:val="1D4ED8"/>
+        </w:rPr>
+        <w:t xml:space="preserve">Facts:   </w:t>
+      </w:r>
+      <w:r>
+        <w:rPr>
+          <w:b w:val="0"/>
+          <w:i w:val="0"/>
+        </w:rPr>
+        <w:t xml:space="preserve">A state prisoner sought to apply Crawford retroactively on habeas review.</w:t>
+      </w:r>
+    </w:p>
+    <w:p>
+      <w:r>
+        <w:rPr>
+          <w:b/>
+          <w:i w:val="0"/>
+          <w:color w:val="15803D"/>
+        </w:rPr>
+        <w:t xml:space="preserve">Held:   </w:t>
+      </w:r>
+      <w:r>
+        <w:rPr>
+          <w:b w:val="0"/>
+          <w:i w:val="0"/>
+        </w:rPr>
+        <w:t xml:space="preserve">Crawford is not retroactive, and the Clause offers no protection against nontestimonial statements, even unreliable ones.</w:t>
+      </w:r>
+    </w:p>
+    <w:p>
+      <w:r>
+        <w:rPr>
+          <w:b/>
+          <w:i w:val="0"/>
+          <w:color w:val="8A6100"/>
+        </w:rPr>
+        <w:t xml:space="preserve">Why it matters:   </w:t>
+      </w:r>
+      <w:r>
+        <w:rPr>
+          <w:b w:val="0"/>
+          <w:i w:val="0"/>
+        </w:rPr>
+        <w:t xml:space="preserve">Not a main case from the slides. Mentioned on the Class 18 slides. Nontestimonial statements face only the hearsay rules.</w:t>
+      </w:r>
+    </w:p>
+    <w:p>
+      <w:pPr>
+        <w:spacing w:before="160"/>
+      </w:pPr>
+      <w:r>
+        <w:rPr>
+          <w:b/>
+          <w:i w:val="0"/>
+          <w:color w:val="B91C1C"/>
+        </w:rPr>
+        <w:t xml:space="preserve">Giles v. California, 554 U.S. 353 (2008)</w:t>
+      </w:r>
+      <w:r>
+        <w:rPr>
+          <w:color w:val="B91C1C"/>
+        </w:rPr>
+        <w:t xml:space="preserve">   </w:t>
+      </w:r>
+      <w:r>
+        <w:rPr>
+          <w:b/>
+          <w:color w:val="FFFFFF"/>
+          <w:shd w:val="clear" w:color="auto" w:fill="1D4ED8"/>
+        </w:rPr>
+        <w:t xml:space="preserve"> NOTE CASE · FISHER PP. 633, 635 </w:t>
+      </w:r>
+    </w:p>
+    <w:p>
+      <w:r>
+        <w:rPr>
+          <w:b/>
+          <w:i w:val="0"/>
+          <w:color w:val="1D4ED8"/>
+        </w:rPr>
+        <w:t xml:space="preserve">Facts:   </w:t>
+      </w:r>
+      <w:r>
+        <w:rPr>
+          <w:b w:val="0"/>
+          <w:i w:val="0"/>
+        </w:rPr>
+        <w:t xml:space="preserve">Giles shot his former girlfriend, who weeks earlier had told police he had choked and threatened her. The state courts admitted her statements on the theory that killing her forfeited his confrontation right.</w:t>
+      </w:r>
+    </w:p>
+    <w:p>
+      <w:r>
+        <w:rPr>
+          <w:b/>
+          <w:i w:val="0"/>
+          <w:color w:val="15803D"/>
+        </w:rPr>
+        <w:t xml:space="preserve">Held:   </w:t>
+      </w:r>
+      <w:r>
+        <w:rPr>
+          <w:b w:val="0"/>
+          <w:i w:val="0"/>
+        </w:rPr>
+        <w:t xml:space="preserve">Vacated. Forfeiture by wrongdoing applies only if the defendant intended to prevent the witness from testifying. An abusive relationship meant to isolate the victim from police may show that intent.</w:t>
+      </w:r>
+    </w:p>
+    <w:p>
+      <w:r>
+        <w:rPr>
+          <w:b/>
+          <w:i w:val="0"/>
+          <w:color w:val="8A6100"/>
+        </w:rPr>
+        <w:t xml:space="preserve">Why it matters:   </w:t>
+      </w:r>
+      <w:r>
+        <w:rPr>
+          <w:b w:val="0"/>
+          <w:i w:val="0"/>
+        </w:rPr>
+        <w:t xml:space="preserve">Not a main case from the slides. Mentioned on the Class 18 and 19 slides. Matches 804(b)(6)'s "intending that result."</w:t>
+      </w:r>
+    </w:p>
+    <w:p>
+      <w:pPr>
+        <w:spacing w:before="160"/>
+      </w:pPr>
+      <w:r>
+        <w:rPr>
+          <w:b/>
+          <w:i w:val="0"/>
+          <w:color w:val="B91C1C"/>
+        </w:rPr>
+        <w:t xml:space="preserve">Williams v. Illinois, 567 U.S. 50 (2012)</w:t>
+      </w:r>
+      <w:r>
+        <w:rPr>
+          <w:color w:val="B91C1C"/>
+        </w:rPr>
+        <w:t xml:space="preserve">   </w:t>
+      </w:r>
+      <w:r>
+        <w:rPr>
+          <w:b/>
+          <w:color w:val="FFFFFF"/>
+          <w:shd w:val="clear" w:color="auto" w:fill="1D4ED8"/>
+        </w:rPr>
+        <w:t xml:space="preserve"> NOTE CASE · FISHER P. 633 </w:t>
+      </w:r>
+    </w:p>
+    <w:p>
+      <w:r>
+        <w:rPr>
+          <w:b/>
+          <w:i w:val="0"/>
+          <w:color w:val="1D4ED8"/>
+        </w:rPr>
+        <w:t xml:space="preserve">Facts:   </w:t>
+      </w:r>
+      <w:r>
+        <w:rPr>
+          <w:b w:val="0"/>
+          <w:i w:val="0"/>
+        </w:rPr>
+        <w:t xml:space="preserve">A state expert testified that a DNA profile produced by an outside lab matched Williams, relying on the lab's report, which was never admitted.</w:t>
+      </w:r>
+    </w:p>
+    <w:p>
+      <w:r>
+        <w:rPr>
+          <w:b/>
+          <w:i w:val="0"/>
+          <w:color w:val="15803D"/>
+        </w:rPr>
+        <w:t xml:space="preserve">Held:   </w:t>
+      </w:r>
+      <w:r>
+        <w:rPr>
+          <w:b w:val="0"/>
+          <w:i w:val="0"/>
+        </w:rPr>
+        <w:t xml:space="preserve">No violation, but with no majority rationale. A plurality said the report was basis evidence not offered for its truth and was not testimonial.</w:t>
+      </w:r>
+    </w:p>
+    <w:p>
+      <w:r>
+        <w:rPr>
+          <w:b/>
+          <w:i w:val="0"/>
+          <w:color w:val="8A6100"/>
+        </w:rPr>
+        <w:t xml:space="preserve">Why it matters:   </w:t>
+      </w:r>
+      <w:r>
+        <w:rPr>
+          <w:b w:val="0"/>
+          <w:i w:val="0"/>
+        </w:rPr>
+        <w:t xml:space="preserve">Not a main case from the slides. The syllabus skips the opinion; the Class 16 to 19 slides discuss it. Smith v. Arizona (2024) rejected its basis-evidence theory.</w:t>
       </w:r>
     </w:p>
     <w:tbl>
@@ -9217,6 +10257,84 @@
           <w:i w:val="0"/>
         </w:rPr>
         <w:t>A narrow exception to the presumption that juries follow instructions.</w:t>
+      </w:r>
+    </w:p>
+    <w:p>
+      <w:pPr>
+        <w:spacing w:before="160"/>
+      </w:pPr>
+      <w:r>
+        <w:rPr>
+          <w:b/>
+          <w:i w:val="0"/>
+          <w:color w:val="B91C1C"/>
+        </w:rPr>
+        <w:t xml:space="preserve">Richardson v. Marsh, 481 U.S. 200 (1987)</w:t>
+      </w:r>
+      <w:r>
+        <w:rPr>
+          <w:color w:val="B91C1C"/>
+        </w:rPr>
+        <w:t xml:space="preserve">   </w:t>
+      </w:r>
+      <w:r>
+        <w:rPr>
+          <w:b/>
+          <w:color w:val="FFFFFF"/>
+          <w:shd w:val="clear" w:color="auto" w:fill="1D4ED8"/>
+        </w:rPr>
+        <w:t xml:space="preserve"> NOTE CASE · FISHER P. 710 </w:t>
+      </w:r>
+    </w:p>
+    <w:p>
+      <w:r>
+        <w:rPr>
+          <w:b/>
+          <w:i w:val="0"/>
+          <w:color w:val="1D4ED8"/>
+        </w:rPr>
+        <w:t xml:space="preserve">Facts:   </w:t>
+      </w:r>
+      <w:r>
+        <w:rPr>
+          <w:b w:val="0"/>
+          <w:i w:val="0"/>
+        </w:rPr>
+        <w:t xml:space="preserve">A non-testifying codefendant's confession was redacted to remove every reference to Marsh, but Marsh's own testimony linked her to the conversation it described.</w:t>
+      </w:r>
+    </w:p>
+    <w:p>
+      <w:r>
+        <w:rPr>
+          <w:b/>
+          <w:i w:val="0"/>
+          <w:color w:val="15803D"/>
+        </w:rPr>
+        <w:t xml:space="preserve">Held:   </w:t>
+      </w:r>
+      <w:r>
+        <w:rPr>
+          <w:b w:val="0"/>
+          <w:i w:val="0"/>
+        </w:rPr>
+        <w:t xml:space="preserve">No Bruton violation. A confession redacted to omit any reference to the defendant may be admitted with a limiting instruction, even if other evidence links the defendant to it.</w:t>
+      </w:r>
+    </w:p>
+    <w:p>
+      <w:r>
+        <w:rPr>
+          <w:b/>
+          <w:i w:val="0"/>
+          <w:color w:val="8A6100"/>
+        </w:rPr>
+        <w:t xml:space="preserve">Why it matters:   </w:t>
+      </w:r>
+      <w:r>
+        <w:rPr>
+          <w:b w:val="0"/>
+          <w:i w:val="0"/>
+        </w:rPr>
+        <w:t xml:space="preserve">Not a main case from the slides. Mentioned on the Class 19 slides. The line that Gray and Samia build on.</w:t>
       </w:r>
     </w:p>
     <w:p>
